--- a/TS Jatai Ghanam Project/TS 4.7/TS 4.7 Jatai Tamil Corrections.docx
+++ b/TS Jatai Ghanam Project/TS 4.7/TS 4.7 Jatai Tamil Corrections.docx
@@ -1,7 +1,317 @@
 
 <file path=word/document.xml><?xml version="1.0" encoding="utf-8"?>
-<w:document xmlns:wpc="http://schemas.microsoft.com/office/word/2010/wordprocessingCanvas" xmlns:cx="http://schemas.microsoft.com/office/drawing/2014/chartex" xmlns:cx1="http://schemas.microsoft.com/office/drawing/2015/9/8/chartex" xmlns:cx2="http://schemas.microsoft.com/office/drawing/2015/10/21/chartex" xmlns:cx3="http://schemas.microsoft.com/office/drawing/2016/5/9/chartex" xmlns:cx4="http://schemas.microsoft.com/office/drawing/2016/5/10/chartex" xmlns:cx5="http://schemas.microsoft.com/office/drawing/2016/5/11/chartex" xmlns:cx6="http://schemas.microsoft.com/office/drawing/2016/5/12/chartex" xmlns:cx7="http://schemas.microsoft.com/office/drawing/2016/5/13/chartex" xmlns:cx8="http://schemas.microsoft.com/office/drawing/2016/5/14/chartex" xmlns:mc="http://schemas.openxmlformats.org/markup-compatibility/2006" xmlns:aink="http://schemas.microsoft.com/office/drawing/2016/ink" xmlns:am3d="http://schemas.microsoft.com/office/drawing/2017/model3d" xmlns:o="urn:schemas-microsoft-com:office:office" xmlns:oel="http://schemas.microsoft.com/office/2019/extlst" xmlns:r="http://schemas.openxmlformats.org/officeDocument/2006/relationships" xmlns:m="http://schemas.openxmlformats.org/officeDocument/2006/math" xmlns:v="urn:schemas-microsoft-com:vml" xmlns:wp14="http://schemas.microsoft.com/office/word/2010/wordprocessingDrawing" xmlns:wp="http://schemas.openxmlformats.org/drawingml/2006/wordprocessingDrawing" xmlns:w10="urn:schemas-microsoft-com:office:word" xmlns:w="http://schemas.openxmlformats.org/wordprocessingml/2006/main" xmlns:w14="http://schemas.microsoft.com/office/word/2010/wordml" xmlns:w15="http://schemas.microsoft.com/office/word/2012/wordml" xmlns:w16cex="http://schemas.microsoft.com/office/word/2018/wordml/cex" xmlns:w16cid="http://schemas.microsoft.com/office/word/2016/wordml/cid" xmlns:w16="http://schemas.microsoft.com/office/word/2018/wordml" xmlns:w16du="http://schemas.microsoft.com/office/word/2023/wordml/word16du" xmlns:w16sdtdh="http://schemas.microsoft.com/office/word/2020/wordml/sdtdatahash" xmlns:w16se="http://schemas.microsoft.com/office/word/2015/wordml/symex" xmlns:wpg="http://schemas.microsoft.com/office/word/2010/wordprocessingGroup" xmlns:wpi="http://schemas.microsoft.com/office/word/2010/wordprocessingInk" xmlns:wne="http://schemas.microsoft.com/office/word/2006/wordml" xmlns:wps="http://schemas.microsoft.com/office/word/2010/wordprocessingShape" mc:Ignorable="w14 w15 w16se w16cid w16 w16cex w16sdtdh w16du wp14">
+<w:document xmlns:wpc="http://schemas.microsoft.com/office/word/2010/wordprocessingCanvas" xmlns:cx="http://schemas.microsoft.com/office/drawing/2014/chartex" xmlns:cx1="http://schemas.microsoft.com/office/drawing/2015/9/8/chartex" xmlns:cx2="http://schemas.microsoft.com/office/drawing/2015/10/21/chartex" xmlns:cx3="http://schemas.microsoft.com/office/drawing/2016/5/9/chartex" xmlns:cx4="http://schemas.microsoft.com/office/drawing/2016/5/10/chartex" xmlns:cx5="http://schemas.microsoft.com/office/drawing/2016/5/11/chartex" xmlns:cx6="http://schemas.microsoft.com/office/drawing/2016/5/12/chartex" xmlns:cx7="http://schemas.microsoft.com/office/drawing/2016/5/13/chartex" xmlns:cx8="http://schemas.microsoft.com/office/drawing/2016/5/14/chartex" xmlns:mc="http://schemas.openxmlformats.org/markup-compatibility/2006" xmlns:aink="http://schemas.microsoft.com/office/drawing/2016/ink" xmlns:am3d="http://schemas.microsoft.com/office/drawing/2017/model3d" xmlns:o="urn:schemas-microsoft-com:office:office" xmlns:oel="http://schemas.microsoft.com/office/2019/extlst" xmlns:r="http://schemas.openxmlformats.org/officeDocument/2006/relationships" xmlns:m="http://schemas.openxmlformats.org/officeDocument/2006/math" xmlns:v="urn:schemas-microsoft-com:vml" xmlns:wp14="http://schemas.microsoft.com/office/word/2010/wordprocessingDrawing" xmlns:wp="http://schemas.openxmlformats.org/drawingml/2006/wordprocessingDrawing" xmlns:w10="urn:schemas-microsoft-com:office:word" xmlns:w="http://schemas.openxmlformats.org/wordprocessingml/2006/main" xmlns:w14="http://schemas.microsoft.com/office/word/2010/wordml" xmlns:w15="http://schemas.microsoft.com/office/word/2012/wordml" xmlns:w16cex="http://schemas.microsoft.com/office/word/2018/wordml/cex" xmlns:w16cid="http://schemas.microsoft.com/office/word/2016/wordml/cid" xmlns:w16="http://schemas.microsoft.com/office/word/2018/wordml" xmlns:w16du="http://schemas.microsoft.com/office/word/2023/wordml/word16du" xmlns:w16sdtdh="http://schemas.microsoft.com/office/word/2020/wordml/sdtdatahash" xmlns:w16sdtfl="http://schemas.microsoft.com/office/word/2024/wordml/sdtformatlock" xmlns:w16se="http://schemas.microsoft.com/office/word/2015/wordml/symex" xmlns:wpg="http://schemas.microsoft.com/office/word/2010/wordprocessingGroup" xmlns:wpi="http://schemas.microsoft.com/office/word/2010/wordprocessingInk" xmlns:wne="http://schemas.microsoft.com/office/word/2006/wordml" xmlns:wps="http://schemas.microsoft.com/office/word/2010/wordprocessingShape" mc:Ignorable="w14 w15 w16se w16cid w16 w16cex w16sdtdh w16sdtfl w16du wp14">
   <w:body>
+    <w:p>
+      <w:pPr>
+        <w:spacing w:before="0" w:line="240" w:lineRule="auto"/>
+        <w:jc w:val="center"/>
+        <w:rPr>
+          <w:b/>
+          <w:bCs/>
+          <w:sz w:val="32"/>
+          <w:szCs w:val="32"/>
+          <w:u w:val="single"/>
+        </w:rPr>
+      </w:pPr>
+      <w:r>
+        <w:rPr>
+          <w:b/>
+          <w:bCs/>
+          <w:sz w:val="32"/>
+          <w:szCs w:val="32"/>
+          <w:u w:val="single"/>
+        </w:rPr>
+        <w:t xml:space="preserve">TS </w:t>
+      </w:r>
+      <w:r>
+        <w:rPr>
+          <w:b/>
+          <w:bCs/>
+          <w:sz w:val="32"/>
+          <w:szCs w:val="32"/>
+          <w:u w:val="single"/>
+        </w:rPr>
+        <w:t>Jatai</w:t>
+      </w:r>
+      <w:r>
+        <w:rPr>
+          <w:b/>
+          <w:bCs/>
+          <w:sz w:val="32"/>
+          <w:szCs w:val="32"/>
+          <w:u w:val="single"/>
+        </w:rPr>
+        <w:t xml:space="preserve"> – TS </w:t>
+      </w:r>
+      <w:r>
+        <w:rPr>
+          <w:b/>
+          <w:bCs/>
+          <w:sz w:val="32"/>
+          <w:szCs w:val="32"/>
+          <w:u w:val="single"/>
+        </w:rPr>
+        <w:t>4.7</w:t>
+      </w:r>
+      <w:r>
+        <w:rPr>
+          <w:b/>
+          <w:bCs/>
+          <w:sz w:val="32"/>
+          <w:szCs w:val="32"/>
+          <w:u w:val="single"/>
+        </w:rPr>
+        <w:t xml:space="preserve"> </w:t>
+      </w:r>
+      <w:r>
+        <w:rPr>
+          <w:b/>
+          <w:bCs/>
+          <w:sz w:val="32"/>
+          <w:szCs w:val="32"/>
+          <w:u w:val="single"/>
+        </w:rPr>
+        <w:t>Tamil</w:t>
+      </w:r>
+      <w:r>
+        <w:rPr>
+          <w:b/>
+          <w:bCs/>
+          <w:sz w:val="32"/>
+          <w:szCs w:val="32"/>
+          <w:u w:val="single"/>
+        </w:rPr>
+        <w:t xml:space="preserve"> </w:t>
+      </w:r>
+      <w:r>
+        <w:rPr>
+          <w:b/>
+          <w:bCs/>
+          <w:sz w:val="32"/>
+          <w:szCs w:val="32"/>
+          <w:u w:val="single"/>
+        </w:rPr>
+        <w:t xml:space="preserve">Corrections – Observed till </w:t>
+      </w:r>
+      <w:r>
+        <w:rPr>
+          <w:b/>
+          <w:bCs/>
+          <w:sz w:val="32"/>
+          <w:szCs w:val="32"/>
+          <w:u w:val="single"/>
+        </w:rPr>
+        <w:t>31st Oct 2026</w:t>
+      </w:r>
+    </w:p>
+    <w:p>
+      <w:pPr>
+        <w:spacing w:before="0" w:line="240" w:lineRule="auto"/>
+        <w:jc w:val="center"/>
+        <w:rPr>
+          <w:b/>
+          <w:bCs/>
+          <w:sz w:val="28"/>
+          <w:szCs w:val="32"/>
+        </w:rPr>
+      </w:pPr>
+      <w:r>
+        <w:rPr>
+          <w:b/>
+          <w:bCs/>
+          <w:sz w:val="28"/>
+          <w:szCs w:val="32"/>
+        </w:rPr>
+        <w:t>(ignore those which are already incorporated in your book’s version and date)</w:t>
+      </w:r>
+    </w:p>
+    <w:tbl>
+      <w:tblPr>
+        <w:tblW w:w="14396" w:type="dxa"/>
+        <w:tblInd w:w="-792" w:type="dxa"/>
+        <w:tblBorders>
+          <w:top w:val="single" w:sz="4" w:space="0" w:color="000000"/>
+          <w:left w:val="single" w:sz="4" w:space="0" w:color="000000"/>
+          <w:bottom w:val="single" w:sz="4" w:space="0" w:color="000000"/>
+          <w:right w:val="single" w:sz="4" w:space="0" w:color="000000"/>
+          <w:insideH w:val="single" w:sz="4" w:space="0" w:color="000000"/>
+          <w:insideV w:val="single" w:sz="4" w:space="0" w:color="000000"/>
+        </w:tblBorders>
+        <w:tblLook w:val="04A0" w:firstRow="1" w:lastRow="0" w:firstColumn="1" w:lastColumn="0" w:noHBand="0" w:noVBand="1"/>
+      </w:tblPr>
+      <w:tblGrid>
+        <w:gridCol w:w="6883"/>
+        <w:gridCol w:w="7513"/>
+      </w:tblGrid>
+      <w:tr>
+        <w:tc>
+          <w:tcPr>
+            <w:tcW w:w="6883" w:type="dxa"/>
+          </w:tcPr>
+          <w:p>
+            <w:pPr>
+              <w:spacing w:before="0" w:line="240" w:lineRule="auto"/>
+              <w:jc w:val="center"/>
+              <w:rPr>
+                <w:b/>
+                <w:sz w:val="32"/>
+                <w:szCs w:val="32"/>
+              </w:rPr>
+            </w:pPr>
+            <w:r>
+              <w:rPr>
+                <w:b/>
+                <w:sz w:val="32"/>
+                <w:szCs w:val="32"/>
+              </w:rPr>
+              <w:t>As Printed</w:t>
+            </w:r>
+          </w:p>
+        </w:tc>
+        <w:tc>
+          <w:tcPr>
+            <w:tcW w:w="7513" w:type="dxa"/>
+          </w:tcPr>
+          <w:p>
+            <w:pPr>
+              <w:spacing w:before="0" w:line="240" w:lineRule="auto"/>
+              <w:ind w:right="-18"/>
+              <w:jc w:val="center"/>
+              <w:rPr>
+                <w:b/>
+                <w:sz w:val="32"/>
+                <w:szCs w:val="32"/>
+              </w:rPr>
+            </w:pPr>
+            <w:r>
+              <w:rPr>
+                <w:b/>
+                <w:sz w:val="32"/>
+                <w:szCs w:val="32"/>
+              </w:rPr>
+              <w:t xml:space="preserve">To be read as or corrected as </w:t>
+            </w:r>
+          </w:p>
+        </w:tc>
+      </w:tr>
+      <w:tr>
+        <w:trPr>
+          <w:trHeight w:val="488"/>
+        </w:trPr>
+        <w:tc>
+          <w:tcPr>
+            <w:tcW w:w="6883" w:type="dxa"/>
+          </w:tcPr>
+          <w:p>
+            <w:pPr>
+              <w:widowControl w:val="0"/>
+              <w:autoSpaceDE w:val="0"/>
+              <w:autoSpaceDN w:val="0"/>
+              <w:adjustRightInd w:val="0"/>
+              <w:spacing w:before="0" w:line="240" w:lineRule="auto"/>
+              <w:jc w:val="center"/>
+              <w:rPr>
+                <w:rFonts w:cs="BRH Malayalam Extra"/>
+                <w:b/>
+                <w:bCs/>
+                <w:color w:val="000000"/>
+                <w:szCs w:val="40"/>
+              </w:rPr>
+            </w:pPr>
+            <w:r>
+              <w:rPr>
+                <w:rFonts w:cs="BRH Malayalam Extra"/>
+                <w:b/>
+                <w:bCs/>
+                <w:color w:val="000000"/>
+                <w:szCs w:val="40"/>
+              </w:rPr>
+              <w:t>NONE   NONE   NONE    NONE</w:t>
+            </w:r>
+          </w:p>
+        </w:tc>
+        <w:tc>
+          <w:tcPr>
+            <w:tcW w:w="7513" w:type="dxa"/>
+          </w:tcPr>
+          <w:p>
+            <w:pPr>
+              <w:widowControl w:val="0"/>
+              <w:autoSpaceDE w:val="0"/>
+              <w:autoSpaceDN w:val="0"/>
+              <w:adjustRightInd w:val="0"/>
+              <w:spacing w:before="0" w:line="240" w:lineRule="auto"/>
+              <w:jc w:val="center"/>
+              <w:rPr>
+                <w:rFonts w:cs="BRH Malayalam Extra"/>
+                <w:color w:val="000000"/>
+                <w:szCs w:val="40"/>
+              </w:rPr>
+            </w:pPr>
+            <w:r>
+              <w:rPr>
+                <w:rFonts w:cs="BRH Malayalam Extra"/>
+                <w:b/>
+                <w:bCs/>
+                <w:color w:val="000000"/>
+                <w:szCs w:val="40"/>
+              </w:rPr>
+              <w:t>NONE   NONE   NONE    NONE</w:t>
+            </w:r>
+          </w:p>
+        </w:tc>
+      </w:tr>
+    </w:tbl>
+    <w:p>
+      <w:pPr>
+        <w:spacing w:before="0" w:line="240" w:lineRule="auto"/>
+        <w:jc w:val="center"/>
+        <w:rPr>
+          <w:b/>
+          <w:bCs/>
+          <w:sz w:val="32"/>
+          <w:szCs w:val="32"/>
+          <w:u w:val="single"/>
+        </w:rPr>
+      </w:pPr>
+      <w:r>
+        <w:rPr>
+          <w:b/>
+          <w:bCs/>
+          <w:sz w:val="32"/>
+          <w:szCs w:val="32"/>
+          <w:u w:val="single"/>
+        </w:rPr>
+        <w:t>===============</w:t>
+      </w:r>
+    </w:p>
+    <w:p>
+      <w:pPr>
+        <w:spacing w:before="0" w:line="240" w:lineRule="auto"/>
+        <w:jc w:val="center"/>
+        <w:rPr>
+          <w:b/>
+          <w:bCs/>
+          <w:sz w:val="32"/>
+          <w:szCs w:val="32"/>
+          <w:u w:val="single"/>
+        </w:rPr>
+      </w:pPr>
+    </w:p>
+    <w:p>
+      <w:pPr>
+        <w:spacing w:before="0" w:line="240" w:lineRule="auto"/>
+        <w:jc w:val="center"/>
+        <w:rPr>
+          <w:b/>
+          <w:bCs/>
+          <w:sz w:val="32"/>
+          <w:szCs w:val="32"/>
+          <w:u w:val="single"/>
+        </w:rPr>
+      </w:pPr>
+    </w:p>
     <w:p>
       <w:pPr>
         <w:spacing w:before="0" w:line="240" w:lineRule="auto"/>
@@ -2432,7 +2742,6 @@
                 <w:sz w:val="32"/>
                 <w:szCs w:val="32"/>
                 <w:highlight w:val="green"/>
-                <w:lang w:val="it-IT"/>
               </w:rPr>
               <w:t>Å</w:t>
             </w:r>
@@ -3255,6 +3564,7 @@
                 <w:cs/>
                 <w:lang w:bidi="ta-IN"/>
               </w:rPr>
+              <w:lastRenderedPageBreak/>
               <w:t>6</w:t>
             </w:r>
             <w:r>
@@ -4268,7 +4578,6 @@
                 <w:cs/>
                 <w:lang w:bidi="ta-IN"/>
               </w:rPr>
-              <w:lastRenderedPageBreak/>
               <w:t>57</w:t>
             </w:r>
             <w:r>
@@ -8140,6 +8449,7 @@
                 <w:cs/>
                 <w:lang w:bidi="ta-IN"/>
               </w:rPr>
+              <w:lastRenderedPageBreak/>
               <w:t>49</w:t>
             </w:r>
             <w:r>
@@ -8893,7 +9203,6 @@
                 <w:cs/>
                 <w:lang w:bidi="ta-IN"/>
               </w:rPr>
-              <w:lastRenderedPageBreak/>
               <w:t>42</w:t>
             </w:r>
             <w:r>
@@ -12567,6 +12876,7 @@
                 <w:cs/>
                 <w:lang w:bidi="ta-IN"/>
               </w:rPr>
+              <w:lastRenderedPageBreak/>
               <w:t>அ</w:t>
             </w:r>
             <w:r>
@@ -12940,6 +13250,7 @@
                 <w:cs/>
                 <w:lang w:bidi="ta-IN"/>
               </w:rPr>
+              <w:lastRenderedPageBreak/>
               <w:t>27</w:t>
             </w:r>
             <w:r>
@@ -13247,6 +13558,7 @@
                 <w:cs/>
                 <w:lang w:bidi="ta-IN"/>
               </w:rPr>
+              <w:lastRenderedPageBreak/>
               <w:t>அ</w:t>
             </w:r>
             <w:r>
@@ -17317,6 +17629,7 @@
                 <w:cs/>
                 <w:lang w:bidi="ta-IN"/>
               </w:rPr>
+              <w:lastRenderedPageBreak/>
               <w:t>அ</w:t>
             </w:r>
             <w:r>
@@ -17551,6 +17864,7 @@
                 <w:cs/>
                 <w:lang w:bidi="ta-IN"/>
               </w:rPr>
+              <w:lastRenderedPageBreak/>
               <w:t>27</w:t>
             </w:r>
             <w:r>
@@ -18615,6 +18929,7 @@
                 <w:cs/>
                 <w:lang w:bidi="ta-IN"/>
               </w:rPr>
+              <w:lastRenderedPageBreak/>
               <w:t>அ</w:t>
             </w:r>
             <w:r>
@@ -26765,7 +27080,7 @@
 </file>
 
 <file path=word/endnotes.xml><?xml version="1.0" encoding="utf-8"?>
-<w:endnotes xmlns:wpc="http://schemas.microsoft.com/office/word/2010/wordprocessingCanvas" xmlns:cx="http://schemas.microsoft.com/office/drawing/2014/chartex" xmlns:cx1="http://schemas.microsoft.com/office/drawing/2015/9/8/chartex" xmlns:cx2="http://schemas.microsoft.com/office/drawing/2015/10/21/chartex" xmlns:cx3="http://schemas.microsoft.com/office/drawing/2016/5/9/chartex" xmlns:cx4="http://schemas.microsoft.com/office/drawing/2016/5/10/chartex" xmlns:cx5="http://schemas.microsoft.com/office/drawing/2016/5/11/chartex" xmlns:cx6="http://schemas.microsoft.com/office/drawing/2016/5/12/chartex" xmlns:cx7="http://schemas.microsoft.com/office/drawing/2016/5/13/chartex" xmlns:cx8="http://schemas.microsoft.com/office/drawing/2016/5/14/chartex" xmlns:mc="http://schemas.openxmlformats.org/markup-compatibility/2006" xmlns:aink="http://schemas.microsoft.com/office/drawing/2016/ink" xmlns:am3d="http://schemas.microsoft.com/office/drawing/2017/model3d" xmlns:o="urn:schemas-microsoft-com:office:office" xmlns:oel="http://schemas.microsoft.com/office/2019/extlst" xmlns:r="http://schemas.openxmlformats.org/officeDocument/2006/relationships" xmlns:m="http://schemas.openxmlformats.org/officeDocument/2006/math" xmlns:v="urn:schemas-microsoft-com:vml" xmlns:wp14="http://schemas.microsoft.com/office/word/2010/wordprocessingDrawing" xmlns:wp="http://schemas.openxmlformats.org/drawingml/2006/wordprocessingDrawing" xmlns:w10="urn:schemas-microsoft-com:office:word" xmlns:w="http://schemas.openxmlformats.org/wordprocessingml/2006/main" xmlns:w14="http://schemas.microsoft.com/office/word/2010/wordml" xmlns:w15="http://schemas.microsoft.com/office/word/2012/wordml" xmlns:w16cex="http://schemas.microsoft.com/office/word/2018/wordml/cex" xmlns:w16cid="http://schemas.microsoft.com/office/word/2016/wordml/cid" xmlns:w16="http://schemas.microsoft.com/office/word/2018/wordml" xmlns:w16du="http://schemas.microsoft.com/office/word/2023/wordml/word16du" xmlns:w16sdtdh="http://schemas.microsoft.com/office/word/2020/wordml/sdtdatahash" xmlns:w16se="http://schemas.microsoft.com/office/word/2015/wordml/symex" xmlns:wpg="http://schemas.microsoft.com/office/word/2010/wordprocessingGroup" xmlns:wpi="http://schemas.microsoft.com/office/word/2010/wordprocessingInk" xmlns:wne="http://schemas.microsoft.com/office/word/2006/wordml" xmlns:wps="http://schemas.microsoft.com/office/word/2010/wordprocessingShape" mc:Ignorable="w14 w15 w16se w16cid w16 w16cex w16sdtdh w16du wp14">
+<w:endnotes xmlns:wpc="http://schemas.microsoft.com/office/word/2010/wordprocessingCanvas" xmlns:cx="http://schemas.microsoft.com/office/drawing/2014/chartex" xmlns:cx1="http://schemas.microsoft.com/office/drawing/2015/9/8/chartex" xmlns:cx2="http://schemas.microsoft.com/office/drawing/2015/10/21/chartex" xmlns:cx3="http://schemas.microsoft.com/office/drawing/2016/5/9/chartex" xmlns:cx4="http://schemas.microsoft.com/office/drawing/2016/5/10/chartex" xmlns:cx5="http://schemas.microsoft.com/office/drawing/2016/5/11/chartex" xmlns:cx6="http://schemas.microsoft.com/office/drawing/2016/5/12/chartex" xmlns:cx7="http://schemas.microsoft.com/office/drawing/2016/5/13/chartex" xmlns:cx8="http://schemas.microsoft.com/office/drawing/2016/5/14/chartex" xmlns:mc="http://schemas.openxmlformats.org/markup-compatibility/2006" xmlns:aink="http://schemas.microsoft.com/office/drawing/2016/ink" xmlns:am3d="http://schemas.microsoft.com/office/drawing/2017/model3d" xmlns:o="urn:schemas-microsoft-com:office:office" xmlns:oel="http://schemas.microsoft.com/office/2019/extlst" xmlns:r="http://schemas.openxmlformats.org/officeDocument/2006/relationships" xmlns:m="http://schemas.openxmlformats.org/officeDocument/2006/math" xmlns:v="urn:schemas-microsoft-com:vml" xmlns:wp14="http://schemas.microsoft.com/office/word/2010/wordprocessingDrawing" xmlns:wp="http://schemas.openxmlformats.org/drawingml/2006/wordprocessingDrawing" xmlns:w10="urn:schemas-microsoft-com:office:word" xmlns:w="http://schemas.openxmlformats.org/wordprocessingml/2006/main" xmlns:w14="http://schemas.microsoft.com/office/word/2010/wordml" xmlns:w15="http://schemas.microsoft.com/office/word/2012/wordml" xmlns:w16cex="http://schemas.microsoft.com/office/word/2018/wordml/cex" xmlns:w16cid="http://schemas.microsoft.com/office/word/2016/wordml/cid" xmlns:w16="http://schemas.microsoft.com/office/word/2018/wordml" xmlns:w16du="http://schemas.microsoft.com/office/word/2023/wordml/word16du" xmlns:w16sdtdh="http://schemas.microsoft.com/office/word/2020/wordml/sdtdatahash" xmlns:w16sdtfl="http://schemas.microsoft.com/office/word/2024/wordml/sdtformatlock" xmlns:w16se="http://schemas.microsoft.com/office/word/2015/wordml/symex" xmlns:wpg="http://schemas.microsoft.com/office/word/2010/wordprocessingGroup" xmlns:wpi="http://schemas.microsoft.com/office/word/2010/wordprocessingInk" xmlns:wne="http://schemas.microsoft.com/office/word/2006/wordml" xmlns:wps="http://schemas.microsoft.com/office/word/2010/wordprocessingShape" mc:Ignorable="w14 w15 w16se w16cid w16 w16cex w16sdtdh w16sdtfl w16du wp14">
   <w:endnote w:type="separator" w:id="-1">
     <w:p>
       <w:pPr>
@@ -26790,7 +27105,7 @@
 </file>
 
 <file path=word/footer1.xml><?xml version="1.0" encoding="utf-8"?>
-<w:ftr xmlns:wpc="http://schemas.microsoft.com/office/word/2010/wordprocessingCanvas" xmlns:cx="http://schemas.microsoft.com/office/drawing/2014/chartex" xmlns:cx1="http://schemas.microsoft.com/office/drawing/2015/9/8/chartex" xmlns:cx2="http://schemas.microsoft.com/office/drawing/2015/10/21/chartex" xmlns:cx3="http://schemas.microsoft.com/office/drawing/2016/5/9/chartex" xmlns:cx4="http://schemas.microsoft.com/office/drawing/2016/5/10/chartex" xmlns:cx5="http://schemas.microsoft.com/office/drawing/2016/5/11/chartex" xmlns:cx6="http://schemas.microsoft.com/office/drawing/2016/5/12/chartex" xmlns:cx7="http://schemas.microsoft.com/office/drawing/2016/5/13/chartex" xmlns:cx8="http://schemas.microsoft.com/office/drawing/2016/5/14/chartex" xmlns:mc="http://schemas.openxmlformats.org/markup-compatibility/2006" xmlns:aink="http://schemas.microsoft.com/office/drawing/2016/ink" xmlns:am3d="http://schemas.microsoft.com/office/drawing/2017/model3d" xmlns:o="urn:schemas-microsoft-com:office:office" xmlns:oel="http://schemas.microsoft.com/office/2019/extlst" xmlns:r="http://schemas.openxmlformats.org/officeDocument/2006/relationships" xmlns:m="http://schemas.openxmlformats.org/officeDocument/2006/math" xmlns:v="urn:schemas-microsoft-com:vml" xmlns:wp14="http://schemas.microsoft.com/office/word/2010/wordprocessingDrawing" xmlns:wp="http://schemas.openxmlformats.org/drawingml/2006/wordprocessingDrawing" xmlns:w10="urn:schemas-microsoft-com:office:word" xmlns:w="http://schemas.openxmlformats.org/wordprocessingml/2006/main" xmlns:w14="http://schemas.microsoft.com/office/word/2010/wordml" xmlns:w15="http://schemas.microsoft.com/office/word/2012/wordml" xmlns:w16cex="http://schemas.microsoft.com/office/word/2018/wordml/cex" xmlns:w16cid="http://schemas.microsoft.com/office/word/2016/wordml/cid" xmlns:w16="http://schemas.microsoft.com/office/word/2018/wordml" xmlns:w16du="http://schemas.microsoft.com/office/word/2023/wordml/word16du" xmlns:w16sdtdh="http://schemas.microsoft.com/office/word/2020/wordml/sdtdatahash" xmlns:w16se="http://schemas.microsoft.com/office/word/2015/wordml/symex" xmlns:wpg="http://schemas.microsoft.com/office/word/2010/wordprocessingGroup" xmlns:wpi="http://schemas.microsoft.com/office/word/2010/wordprocessingInk" xmlns:wne="http://schemas.microsoft.com/office/word/2006/wordml" xmlns:wps="http://schemas.microsoft.com/office/word/2010/wordprocessingShape" mc:Ignorable="w14 w15 w16se w16cid w16 w16cex w16sdtdh w16du wp14">
+<w:ftr xmlns:wpc="http://schemas.microsoft.com/office/word/2010/wordprocessingCanvas" xmlns:cx="http://schemas.microsoft.com/office/drawing/2014/chartex" xmlns:cx1="http://schemas.microsoft.com/office/drawing/2015/9/8/chartex" xmlns:cx2="http://schemas.microsoft.com/office/drawing/2015/10/21/chartex" xmlns:cx3="http://schemas.microsoft.com/office/drawing/2016/5/9/chartex" xmlns:cx4="http://schemas.microsoft.com/office/drawing/2016/5/10/chartex" xmlns:cx5="http://schemas.microsoft.com/office/drawing/2016/5/11/chartex" xmlns:cx6="http://schemas.microsoft.com/office/drawing/2016/5/12/chartex" xmlns:cx7="http://schemas.microsoft.com/office/drawing/2016/5/13/chartex" xmlns:cx8="http://schemas.microsoft.com/office/drawing/2016/5/14/chartex" xmlns:mc="http://schemas.openxmlformats.org/markup-compatibility/2006" xmlns:aink="http://schemas.microsoft.com/office/drawing/2016/ink" xmlns:am3d="http://schemas.microsoft.com/office/drawing/2017/model3d" xmlns:o="urn:schemas-microsoft-com:office:office" xmlns:oel="http://schemas.microsoft.com/office/2019/extlst" xmlns:r="http://schemas.openxmlformats.org/officeDocument/2006/relationships" xmlns:m="http://schemas.openxmlformats.org/officeDocument/2006/math" xmlns:v="urn:schemas-microsoft-com:vml" xmlns:wp14="http://schemas.microsoft.com/office/word/2010/wordprocessingDrawing" xmlns:wp="http://schemas.openxmlformats.org/drawingml/2006/wordprocessingDrawing" xmlns:w10="urn:schemas-microsoft-com:office:word" xmlns:w="http://schemas.openxmlformats.org/wordprocessingml/2006/main" xmlns:w14="http://schemas.microsoft.com/office/word/2010/wordml" xmlns:w15="http://schemas.microsoft.com/office/word/2012/wordml" xmlns:w16cex="http://schemas.microsoft.com/office/word/2018/wordml/cex" xmlns:w16cid="http://schemas.microsoft.com/office/word/2016/wordml/cid" xmlns:w16="http://schemas.microsoft.com/office/word/2018/wordml" xmlns:w16du="http://schemas.microsoft.com/office/word/2023/wordml/word16du" xmlns:w16sdtdh="http://schemas.microsoft.com/office/word/2020/wordml/sdtdatahash" xmlns:w16sdtfl="http://schemas.microsoft.com/office/word/2024/wordml/sdtformatlock" xmlns:w16se="http://schemas.microsoft.com/office/word/2015/wordml/symex" xmlns:wpg="http://schemas.microsoft.com/office/word/2010/wordprocessingGroup" xmlns:wpi="http://schemas.microsoft.com/office/word/2010/wordprocessingInk" xmlns:wne="http://schemas.microsoft.com/office/word/2006/wordml" xmlns:wps="http://schemas.microsoft.com/office/word/2010/wordprocessingShape" mc:Ignorable="w14 w15 w16se w16cid w16 w16cex w16sdtdh w16sdtfl w16du wp14">
   <w:p>
     <w:pPr>
       <w:pBdr>
@@ -26982,7 +27297,7 @@
 </file>
 
 <file path=word/footer2.xml><?xml version="1.0" encoding="utf-8"?>
-<w:ftr xmlns:wpc="http://schemas.microsoft.com/office/word/2010/wordprocessingCanvas" xmlns:cx="http://schemas.microsoft.com/office/drawing/2014/chartex" xmlns:cx1="http://schemas.microsoft.com/office/drawing/2015/9/8/chartex" xmlns:cx2="http://schemas.microsoft.com/office/drawing/2015/10/21/chartex" xmlns:cx3="http://schemas.microsoft.com/office/drawing/2016/5/9/chartex" xmlns:cx4="http://schemas.microsoft.com/office/drawing/2016/5/10/chartex" xmlns:cx5="http://schemas.microsoft.com/office/drawing/2016/5/11/chartex" xmlns:cx6="http://schemas.microsoft.com/office/drawing/2016/5/12/chartex" xmlns:cx7="http://schemas.microsoft.com/office/drawing/2016/5/13/chartex" xmlns:cx8="http://schemas.microsoft.com/office/drawing/2016/5/14/chartex" xmlns:mc="http://schemas.openxmlformats.org/markup-compatibility/2006" xmlns:aink="http://schemas.microsoft.com/office/drawing/2016/ink" xmlns:am3d="http://schemas.microsoft.com/office/drawing/2017/model3d" xmlns:o="urn:schemas-microsoft-com:office:office" xmlns:oel="http://schemas.microsoft.com/office/2019/extlst" xmlns:r="http://schemas.openxmlformats.org/officeDocument/2006/relationships" xmlns:m="http://schemas.openxmlformats.org/officeDocument/2006/math" xmlns:v="urn:schemas-microsoft-com:vml" xmlns:wp14="http://schemas.microsoft.com/office/word/2010/wordprocessingDrawing" xmlns:wp="http://schemas.openxmlformats.org/drawingml/2006/wordprocessingDrawing" xmlns:w10="urn:schemas-microsoft-com:office:word" xmlns:w="http://schemas.openxmlformats.org/wordprocessingml/2006/main" xmlns:w14="http://schemas.microsoft.com/office/word/2010/wordml" xmlns:w15="http://schemas.microsoft.com/office/word/2012/wordml" xmlns:w16cex="http://schemas.microsoft.com/office/word/2018/wordml/cex" xmlns:w16cid="http://schemas.microsoft.com/office/word/2016/wordml/cid" xmlns:w16="http://schemas.microsoft.com/office/word/2018/wordml" xmlns:w16du="http://schemas.microsoft.com/office/word/2023/wordml/word16du" xmlns:w16sdtdh="http://schemas.microsoft.com/office/word/2020/wordml/sdtdatahash" xmlns:w16se="http://schemas.microsoft.com/office/word/2015/wordml/symex" xmlns:wpg="http://schemas.microsoft.com/office/word/2010/wordprocessingGroup" xmlns:wpi="http://schemas.microsoft.com/office/word/2010/wordprocessingInk" xmlns:wne="http://schemas.microsoft.com/office/word/2006/wordml" xmlns:wps="http://schemas.microsoft.com/office/word/2010/wordprocessingShape" mc:Ignorable="w14 w15 w16se w16cid w16 w16cex w16sdtdh w16du wp14">
+<w:ftr xmlns:wpc="http://schemas.microsoft.com/office/word/2010/wordprocessingCanvas" xmlns:cx="http://schemas.microsoft.com/office/drawing/2014/chartex" xmlns:cx1="http://schemas.microsoft.com/office/drawing/2015/9/8/chartex" xmlns:cx2="http://schemas.microsoft.com/office/drawing/2015/10/21/chartex" xmlns:cx3="http://schemas.microsoft.com/office/drawing/2016/5/9/chartex" xmlns:cx4="http://schemas.microsoft.com/office/drawing/2016/5/10/chartex" xmlns:cx5="http://schemas.microsoft.com/office/drawing/2016/5/11/chartex" xmlns:cx6="http://schemas.microsoft.com/office/drawing/2016/5/12/chartex" xmlns:cx7="http://schemas.microsoft.com/office/drawing/2016/5/13/chartex" xmlns:cx8="http://schemas.microsoft.com/office/drawing/2016/5/14/chartex" xmlns:mc="http://schemas.openxmlformats.org/markup-compatibility/2006" xmlns:aink="http://schemas.microsoft.com/office/drawing/2016/ink" xmlns:am3d="http://schemas.microsoft.com/office/drawing/2017/model3d" xmlns:o="urn:schemas-microsoft-com:office:office" xmlns:oel="http://schemas.microsoft.com/office/2019/extlst" xmlns:r="http://schemas.openxmlformats.org/officeDocument/2006/relationships" xmlns:m="http://schemas.openxmlformats.org/officeDocument/2006/math" xmlns:v="urn:schemas-microsoft-com:vml" xmlns:wp14="http://schemas.microsoft.com/office/word/2010/wordprocessingDrawing" xmlns:wp="http://schemas.openxmlformats.org/drawingml/2006/wordprocessingDrawing" xmlns:w10="urn:schemas-microsoft-com:office:word" xmlns:w="http://schemas.openxmlformats.org/wordprocessingml/2006/main" xmlns:w14="http://schemas.microsoft.com/office/word/2010/wordml" xmlns:w15="http://schemas.microsoft.com/office/word/2012/wordml" xmlns:w16cex="http://schemas.microsoft.com/office/word/2018/wordml/cex" xmlns:w16cid="http://schemas.microsoft.com/office/word/2016/wordml/cid" xmlns:w16="http://schemas.microsoft.com/office/word/2018/wordml" xmlns:w16du="http://schemas.microsoft.com/office/word/2023/wordml/word16du" xmlns:w16sdtdh="http://schemas.microsoft.com/office/word/2020/wordml/sdtdatahash" xmlns:w16sdtfl="http://schemas.microsoft.com/office/word/2024/wordml/sdtformatlock" xmlns:w16se="http://schemas.microsoft.com/office/word/2015/wordml/symex" xmlns:wpg="http://schemas.microsoft.com/office/word/2010/wordprocessingGroup" xmlns:wpi="http://schemas.microsoft.com/office/word/2010/wordprocessingInk" xmlns:wne="http://schemas.microsoft.com/office/word/2006/wordml" xmlns:wps="http://schemas.microsoft.com/office/word/2010/wordprocessingShape" mc:Ignorable="w14 w15 w16se w16cid w16 w16cex w16sdtdh w16sdtfl w16du wp14">
   <w:p>
     <w:pPr>
       <w:pBdr>
@@ -27215,7 +27530,7 @@
 </file>
 
 <file path=word/footnotes.xml><?xml version="1.0" encoding="utf-8"?>
-<w:footnotes xmlns:wpc="http://schemas.microsoft.com/office/word/2010/wordprocessingCanvas" xmlns:cx="http://schemas.microsoft.com/office/drawing/2014/chartex" xmlns:cx1="http://schemas.microsoft.com/office/drawing/2015/9/8/chartex" xmlns:cx2="http://schemas.microsoft.com/office/drawing/2015/10/21/chartex" xmlns:cx3="http://schemas.microsoft.com/office/drawing/2016/5/9/chartex" xmlns:cx4="http://schemas.microsoft.com/office/drawing/2016/5/10/chartex" xmlns:cx5="http://schemas.microsoft.com/office/drawing/2016/5/11/chartex" xmlns:cx6="http://schemas.microsoft.com/office/drawing/2016/5/12/chartex" xmlns:cx7="http://schemas.microsoft.com/office/drawing/2016/5/13/chartex" xmlns:cx8="http://schemas.microsoft.com/office/drawing/2016/5/14/chartex" xmlns:mc="http://schemas.openxmlformats.org/markup-compatibility/2006" xmlns:aink="http://schemas.microsoft.com/office/drawing/2016/ink" xmlns:am3d="http://schemas.microsoft.com/office/drawing/2017/model3d" xmlns:o="urn:schemas-microsoft-com:office:office" xmlns:oel="http://schemas.microsoft.com/office/2019/extlst" xmlns:r="http://schemas.openxmlformats.org/officeDocument/2006/relationships" xmlns:m="http://schemas.openxmlformats.org/officeDocument/2006/math" xmlns:v="urn:schemas-microsoft-com:vml" xmlns:wp14="http://schemas.microsoft.com/office/word/2010/wordprocessingDrawing" xmlns:wp="http://schemas.openxmlformats.org/drawingml/2006/wordprocessingDrawing" xmlns:w10="urn:schemas-microsoft-com:office:word" xmlns:w="http://schemas.openxmlformats.org/wordprocessingml/2006/main" xmlns:w14="http://schemas.microsoft.com/office/word/2010/wordml" xmlns:w15="http://schemas.microsoft.com/office/word/2012/wordml" xmlns:w16cex="http://schemas.microsoft.com/office/word/2018/wordml/cex" xmlns:w16cid="http://schemas.microsoft.com/office/word/2016/wordml/cid" xmlns:w16="http://schemas.microsoft.com/office/word/2018/wordml" xmlns:w16du="http://schemas.microsoft.com/office/word/2023/wordml/word16du" xmlns:w16sdtdh="http://schemas.microsoft.com/office/word/2020/wordml/sdtdatahash" xmlns:w16se="http://schemas.microsoft.com/office/word/2015/wordml/symex" xmlns:wpg="http://schemas.microsoft.com/office/word/2010/wordprocessingGroup" xmlns:wpi="http://schemas.microsoft.com/office/word/2010/wordprocessingInk" xmlns:wne="http://schemas.microsoft.com/office/word/2006/wordml" xmlns:wps="http://schemas.microsoft.com/office/word/2010/wordprocessingShape" mc:Ignorable="w14 w15 w16se w16cid w16 w16cex w16sdtdh w16du wp14">
+<w:footnotes xmlns:wpc="http://schemas.microsoft.com/office/word/2010/wordprocessingCanvas" xmlns:cx="http://schemas.microsoft.com/office/drawing/2014/chartex" xmlns:cx1="http://schemas.microsoft.com/office/drawing/2015/9/8/chartex" xmlns:cx2="http://schemas.microsoft.com/office/drawing/2015/10/21/chartex" xmlns:cx3="http://schemas.microsoft.com/office/drawing/2016/5/9/chartex" xmlns:cx4="http://schemas.microsoft.com/office/drawing/2016/5/10/chartex" xmlns:cx5="http://schemas.microsoft.com/office/drawing/2016/5/11/chartex" xmlns:cx6="http://schemas.microsoft.com/office/drawing/2016/5/12/chartex" xmlns:cx7="http://schemas.microsoft.com/office/drawing/2016/5/13/chartex" xmlns:cx8="http://schemas.microsoft.com/office/drawing/2016/5/14/chartex" xmlns:mc="http://schemas.openxmlformats.org/markup-compatibility/2006" xmlns:aink="http://schemas.microsoft.com/office/drawing/2016/ink" xmlns:am3d="http://schemas.microsoft.com/office/drawing/2017/model3d" xmlns:o="urn:schemas-microsoft-com:office:office" xmlns:oel="http://schemas.microsoft.com/office/2019/extlst" xmlns:r="http://schemas.openxmlformats.org/officeDocument/2006/relationships" xmlns:m="http://schemas.openxmlformats.org/officeDocument/2006/math" xmlns:v="urn:schemas-microsoft-com:vml" xmlns:wp14="http://schemas.microsoft.com/office/word/2010/wordprocessingDrawing" xmlns:wp="http://schemas.openxmlformats.org/drawingml/2006/wordprocessingDrawing" xmlns:w10="urn:schemas-microsoft-com:office:word" xmlns:w="http://schemas.openxmlformats.org/wordprocessingml/2006/main" xmlns:w14="http://schemas.microsoft.com/office/word/2010/wordml" xmlns:w15="http://schemas.microsoft.com/office/word/2012/wordml" xmlns:w16cex="http://schemas.microsoft.com/office/word/2018/wordml/cex" xmlns:w16cid="http://schemas.microsoft.com/office/word/2016/wordml/cid" xmlns:w16="http://schemas.microsoft.com/office/word/2018/wordml" xmlns:w16du="http://schemas.microsoft.com/office/word/2023/wordml/word16du" xmlns:w16sdtdh="http://schemas.microsoft.com/office/word/2020/wordml/sdtdatahash" xmlns:w16sdtfl="http://schemas.microsoft.com/office/word/2024/wordml/sdtformatlock" xmlns:w16se="http://schemas.microsoft.com/office/word/2015/wordml/symex" xmlns:wpg="http://schemas.microsoft.com/office/word/2010/wordprocessingGroup" xmlns:wpi="http://schemas.microsoft.com/office/word/2010/wordprocessingInk" xmlns:wne="http://schemas.microsoft.com/office/word/2006/wordml" xmlns:wps="http://schemas.microsoft.com/office/word/2010/wordprocessingShape" mc:Ignorable="w14 w15 w16se w16cid w16 w16cex w16sdtdh w16sdtfl w16du wp14">
   <w:footnote w:type="separator" w:id="-1">
     <w:p>
       <w:pPr>
@@ -27240,7 +27555,7 @@
 </file>
 
 <file path=word/header1.xml><?xml version="1.0" encoding="utf-8"?>
-<w:hdr xmlns:wpc="http://schemas.microsoft.com/office/word/2010/wordprocessingCanvas" xmlns:cx="http://schemas.microsoft.com/office/drawing/2014/chartex" xmlns:cx1="http://schemas.microsoft.com/office/drawing/2015/9/8/chartex" xmlns:cx2="http://schemas.microsoft.com/office/drawing/2015/10/21/chartex" xmlns:cx3="http://schemas.microsoft.com/office/drawing/2016/5/9/chartex" xmlns:cx4="http://schemas.microsoft.com/office/drawing/2016/5/10/chartex" xmlns:cx5="http://schemas.microsoft.com/office/drawing/2016/5/11/chartex" xmlns:cx6="http://schemas.microsoft.com/office/drawing/2016/5/12/chartex" xmlns:cx7="http://schemas.microsoft.com/office/drawing/2016/5/13/chartex" xmlns:cx8="http://schemas.microsoft.com/office/drawing/2016/5/14/chartex" xmlns:mc="http://schemas.openxmlformats.org/markup-compatibility/2006" xmlns:aink="http://schemas.microsoft.com/office/drawing/2016/ink" xmlns:am3d="http://schemas.microsoft.com/office/drawing/2017/model3d" xmlns:o="urn:schemas-microsoft-com:office:office" xmlns:oel="http://schemas.microsoft.com/office/2019/extlst" xmlns:r="http://schemas.openxmlformats.org/officeDocument/2006/relationships" xmlns:m="http://schemas.openxmlformats.org/officeDocument/2006/math" xmlns:v="urn:schemas-microsoft-com:vml" xmlns:wp14="http://schemas.microsoft.com/office/word/2010/wordprocessingDrawing" xmlns:wp="http://schemas.openxmlformats.org/drawingml/2006/wordprocessingDrawing" xmlns:w10="urn:schemas-microsoft-com:office:word" xmlns:w="http://schemas.openxmlformats.org/wordprocessingml/2006/main" xmlns:w14="http://schemas.microsoft.com/office/word/2010/wordml" xmlns:w15="http://schemas.microsoft.com/office/word/2012/wordml" xmlns:w16cex="http://schemas.microsoft.com/office/word/2018/wordml/cex" xmlns:w16cid="http://schemas.microsoft.com/office/word/2016/wordml/cid" xmlns:w16="http://schemas.microsoft.com/office/word/2018/wordml" xmlns:w16du="http://schemas.microsoft.com/office/word/2023/wordml/word16du" xmlns:w16sdtdh="http://schemas.microsoft.com/office/word/2020/wordml/sdtdatahash" xmlns:w16se="http://schemas.microsoft.com/office/word/2015/wordml/symex" xmlns:wpg="http://schemas.microsoft.com/office/word/2010/wordprocessingGroup" xmlns:wpi="http://schemas.microsoft.com/office/word/2010/wordprocessingInk" xmlns:wne="http://schemas.microsoft.com/office/word/2006/wordml" xmlns:wps="http://schemas.microsoft.com/office/word/2010/wordprocessingShape" mc:Ignorable="w14 w15 w16se w16cid w16 w16cex w16sdtdh w16du wp14">
+<w:hdr xmlns:wpc="http://schemas.microsoft.com/office/word/2010/wordprocessingCanvas" xmlns:cx="http://schemas.microsoft.com/office/drawing/2014/chartex" xmlns:cx1="http://schemas.microsoft.com/office/drawing/2015/9/8/chartex" xmlns:cx2="http://schemas.microsoft.com/office/drawing/2015/10/21/chartex" xmlns:cx3="http://schemas.microsoft.com/office/drawing/2016/5/9/chartex" xmlns:cx4="http://schemas.microsoft.com/office/drawing/2016/5/10/chartex" xmlns:cx5="http://schemas.microsoft.com/office/drawing/2016/5/11/chartex" xmlns:cx6="http://schemas.microsoft.com/office/drawing/2016/5/12/chartex" xmlns:cx7="http://schemas.microsoft.com/office/drawing/2016/5/13/chartex" xmlns:cx8="http://schemas.microsoft.com/office/drawing/2016/5/14/chartex" xmlns:mc="http://schemas.openxmlformats.org/markup-compatibility/2006" xmlns:aink="http://schemas.microsoft.com/office/drawing/2016/ink" xmlns:am3d="http://schemas.microsoft.com/office/drawing/2017/model3d" xmlns:o="urn:schemas-microsoft-com:office:office" xmlns:oel="http://schemas.microsoft.com/office/2019/extlst" xmlns:r="http://schemas.openxmlformats.org/officeDocument/2006/relationships" xmlns:m="http://schemas.openxmlformats.org/officeDocument/2006/math" xmlns:v="urn:schemas-microsoft-com:vml" xmlns:wp14="http://schemas.microsoft.com/office/word/2010/wordprocessingDrawing" xmlns:wp="http://schemas.openxmlformats.org/drawingml/2006/wordprocessingDrawing" xmlns:w10="urn:schemas-microsoft-com:office:word" xmlns:w="http://schemas.openxmlformats.org/wordprocessingml/2006/main" xmlns:w14="http://schemas.microsoft.com/office/word/2010/wordml" xmlns:w15="http://schemas.microsoft.com/office/word/2012/wordml" xmlns:w16cex="http://schemas.microsoft.com/office/word/2018/wordml/cex" xmlns:w16cid="http://schemas.microsoft.com/office/word/2016/wordml/cid" xmlns:w16="http://schemas.microsoft.com/office/word/2018/wordml" xmlns:w16du="http://schemas.microsoft.com/office/word/2023/wordml/word16du" xmlns:w16sdtdh="http://schemas.microsoft.com/office/word/2020/wordml/sdtdatahash" xmlns:w16sdtfl="http://schemas.microsoft.com/office/word/2024/wordml/sdtformatlock" xmlns:w16se="http://schemas.microsoft.com/office/word/2015/wordml/symex" xmlns:wpg="http://schemas.microsoft.com/office/word/2010/wordprocessingGroup" xmlns:wpi="http://schemas.microsoft.com/office/word/2010/wordprocessingInk" xmlns:wne="http://schemas.microsoft.com/office/word/2006/wordml" xmlns:wps="http://schemas.microsoft.com/office/word/2010/wordprocessingShape" mc:Ignorable="w14 w15 w16se w16cid w16 w16cex w16sdtdh w16sdtfl w16du wp14">
   <w:p>
     <w:pPr>
       <w:pStyle w:val="Header"/>
@@ -27261,7 +27576,7 @@
 </file>
 
 <file path=word/header2.xml><?xml version="1.0" encoding="utf-8"?>
-<w:hdr xmlns:wpc="http://schemas.microsoft.com/office/word/2010/wordprocessingCanvas" xmlns:cx="http://schemas.microsoft.com/office/drawing/2014/chartex" xmlns:cx1="http://schemas.microsoft.com/office/drawing/2015/9/8/chartex" xmlns:cx2="http://schemas.microsoft.com/office/drawing/2015/10/21/chartex" xmlns:cx3="http://schemas.microsoft.com/office/drawing/2016/5/9/chartex" xmlns:cx4="http://schemas.microsoft.com/office/drawing/2016/5/10/chartex" xmlns:cx5="http://schemas.microsoft.com/office/drawing/2016/5/11/chartex" xmlns:cx6="http://schemas.microsoft.com/office/drawing/2016/5/12/chartex" xmlns:cx7="http://schemas.microsoft.com/office/drawing/2016/5/13/chartex" xmlns:cx8="http://schemas.microsoft.com/office/drawing/2016/5/14/chartex" xmlns:mc="http://schemas.openxmlformats.org/markup-compatibility/2006" xmlns:aink="http://schemas.microsoft.com/office/drawing/2016/ink" xmlns:am3d="http://schemas.microsoft.com/office/drawing/2017/model3d" xmlns:o="urn:schemas-microsoft-com:office:office" xmlns:oel="http://schemas.microsoft.com/office/2019/extlst" xmlns:r="http://schemas.openxmlformats.org/officeDocument/2006/relationships" xmlns:m="http://schemas.openxmlformats.org/officeDocument/2006/math" xmlns:v="urn:schemas-microsoft-com:vml" xmlns:wp14="http://schemas.microsoft.com/office/word/2010/wordprocessingDrawing" xmlns:wp="http://schemas.openxmlformats.org/drawingml/2006/wordprocessingDrawing" xmlns:w10="urn:schemas-microsoft-com:office:word" xmlns:w="http://schemas.openxmlformats.org/wordprocessingml/2006/main" xmlns:w14="http://schemas.microsoft.com/office/word/2010/wordml" xmlns:w15="http://schemas.microsoft.com/office/word/2012/wordml" xmlns:w16cex="http://schemas.microsoft.com/office/word/2018/wordml/cex" xmlns:w16cid="http://schemas.microsoft.com/office/word/2016/wordml/cid" xmlns:w16="http://schemas.microsoft.com/office/word/2018/wordml" xmlns:w16du="http://schemas.microsoft.com/office/word/2023/wordml/word16du" xmlns:w16sdtdh="http://schemas.microsoft.com/office/word/2020/wordml/sdtdatahash" xmlns:w16se="http://schemas.microsoft.com/office/word/2015/wordml/symex" xmlns:wpg="http://schemas.microsoft.com/office/word/2010/wordprocessingGroup" xmlns:wpi="http://schemas.microsoft.com/office/word/2010/wordprocessingInk" xmlns:wne="http://schemas.microsoft.com/office/word/2006/wordml" xmlns:wps="http://schemas.microsoft.com/office/word/2010/wordprocessingShape" mc:Ignorable="w14 w15 w16se w16cid w16 w16cex w16sdtdh w16du wp14">
+<w:hdr xmlns:wpc="http://schemas.microsoft.com/office/word/2010/wordprocessingCanvas" xmlns:cx="http://schemas.microsoft.com/office/drawing/2014/chartex" xmlns:cx1="http://schemas.microsoft.com/office/drawing/2015/9/8/chartex" xmlns:cx2="http://schemas.microsoft.com/office/drawing/2015/10/21/chartex" xmlns:cx3="http://schemas.microsoft.com/office/drawing/2016/5/9/chartex" xmlns:cx4="http://schemas.microsoft.com/office/drawing/2016/5/10/chartex" xmlns:cx5="http://schemas.microsoft.com/office/drawing/2016/5/11/chartex" xmlns:cx6="http://schemas.microsoft.com/office/drawing/2016/5/12/chartex" xmlns:cx7="http://schemas.microsoft.com/office/drawing/2016/5/13/chartex" xmlns:cx8="http://schemas.microsoft.com/office/drawing/2016/5/14/chartex" xmlns:mc="http://schemas.openxmlformats.org/markup-compatibility/2006" xmlns:aink="http://schemas.microsoft.com/office/drawing/2016/ink" xmlns:am3d="http://schemas.microsoft.com/office/drawing/2017/model3d" xmlns:o="urn:schemas-microsoft-com:office:office" xmlns:oel="http://schemas.microsoft.com/office/2019/extlst" xmlns:r="http://schemas.openxmlformats.org/officeDocument/2006/relationships" xmlns:m="http://schemas.openxmlformats.org/officeDocument/2006/math" xmlns:v="urn:schemas-microsoft-com:vml" xmlns:wp14="http://schemas.microsoft.com/office/word/2010/wordprocessingDrawing" xmlns:wp="http://schemas.openxmlformats.org/drawingml/2006/wordprocessingDrawing" xmlns:w10="urn:schemas-microsoft-com:office:word" xmlns:w="http://schemas.openxmlformats.org/wordprocessingml/2006/main" xmlns:w14="http://schemas.microsoft.com/office/word/2010/wordml" xmlns:w15="http://schemas.microsoft.com/office/word/2012/wordml" xmlns:w16cex="http://schemas.microsoft.com/office/word/2018/wordml/cex" xmlns:w16cid="http://schemas.microsoft.com/office/word/2016/wordml/cid" xmlns:w16="http://schemas.microsoft.com/office/word/2018/wordml" xmlns:w16du="http://schemas.microsoft.com/office/word/2023/wordml/word16du" xmlns:w16sdtdh="http://schemas.microsoft.com/office/word/2020/wordml/sdtdatahash" xmlns:w16sdtfl="http://schemas.microsoft.com/office/word/2024/wordml/sdtformatlock" xmlns:w16se="http://schemas.microsoft.com/office/word/2015/wordml/symex" xmlns:wpg="http://schemas.microsoft.com/office/word/2010/wordprocessingGroup" xmlns:wpi="http://schemas.microsoft.com/office/word/2010/wordprocessingInk" xmlns:wne="http://schemas.microsoft.com/office/word/2006/wordml" xmlns:wps="http://schemas.microsoft.com/office/word/2010/wordprocessingShape" mc:Ignorable="w14 w15 w16se w16cid w16 w16cex w16sdtdh w16sdtfl w16du wp14">
   <w:p>
     <w:pPr>
       <w:pStyle w:val="Header"/>
@@ -27274,7 +27589,7 @@
 </file>
 
 <file path=word/styles.xml><?xml version="1.0" encoding="utf-8"?>
-<w:styles xmlns:mc="http://schemas.openxmlformats.org/markup-compatibility/2006" xmlns:r="http://schemas.openxmlformats.org/officeDocument/2006/relationships" xmlns:w="http://schemas.openxmlformats.org/wordprocessingml/2006/main" xmlns:w14="http://schemas.microsoft.com/office/word/2010/wordml" xmlns:w15="http://schemas.microsoft.com/office/word/2012/wordml" xmlns:w16cex="http://schemas.microsoft.com/office/word/2018/wordml/cex" xmlns:w16cid="http://schemas.microsoft.com/office/word/2016/wordml/cid" xmlns:w16="http://schemas.microsoft.com/office/word/2018/wordml" xmlns:w16du="http://schemas.microsoft.com/office/word/2023/wordml/word16du" xmlns:w16sdtdh="http://schemas.microsoft.com/office/word/2020/wordml/sdtdatahash" xmlns:w16se="http://schemas.microsoft.com/office/word/2015/wordml/symex" mc:Ignorable="w14 w15 w16se w16cid w16 w16cex w16sdtdh w16du">
+<w:styles xmlns:mc="http://schemas.openxmlformats.org/markup-compatibility/2006" xmlns:r="http://schemas.openxmlformats.org/officeDocument/2006/relationships" xmlns:w="http://schemas.openxmlformats.org/wordprocessingml/2006/main" xmlns:w14="http://schemas.microsoft.com/office/word/2010/wordml" xmlns:w15="http://schemas.microsoft.com/office/word/2012/wordml" xmlns:w16cex="http://schemas.microsoft.com/office/word/2018/wordml/cex" xmlns:w16cid="http://schemas.microsoft.com/office/word/2016/wordml/cid" xmlns:w16="http://schemas.microsoft.com/office/word/2018/wordml" xmlns:w16du="http://schemas.microsoft.com/office/word/2023/wordml/word16du" xmlns:w16sdtdh="http://schemas.microsoft.com/office/word/2020/wordml/sdtdatahash" xmlns:w16sdtfl="http://schemas.microsoft.com/office/word/2024/wordml/sdtformatlock" xmlns:w16se="http://schemas.microsoft.com/office/word/2015/wordml/symex" mc:Ignorable="w14 w15 w16se w16cid w16 w16cex w16sdtdh w16sdtfl w16du">
   <w:docDefaults>
     <w:rPrDefault>
       <w:rPr>

--- a/TS Jatai Ghanam Project/TS 4.7/TS 4.7 Jatai Tamil Corrections.docx
+++ b/TS Jatai Ghanam Project/TS 4.7/TS 4.7 Jatai Tamil Corrections.docx
@@ -82,17 +82,7 @@
           <w:szCs w:val="32"/>
           <w:u w:val="single"/>
         </w:rPr>
-        <w:t xml:space="preserve"> </w:t>
-      </w:r>
-      <w:r>
-        <w:rPr>
-          <w:b/>
-          <w:bCs/>
-          <w:sz w:val="32"/>
-          <w:szCs w:val="32"/>
-          <w:u w:val="single"/>
-        </w:rPr>
-        <w:t xml:space="preserve">Corrections – Observed till </w:t>
+        <w:t xml:space="preserve"> Corrections – Observed till </w:t>
       </w:r>
       <w:r>
         <w:rPr>
@@ -227,8 +217,64 @@
                 <w:color w:val="000000"/>
                 <w:szCs w:val="40"/>
               </w:rPr>
-              <w:t>NONE   NONE   NONE    NONE</w:t>
-            </w:r>
+              <w:t xml:space="preserve">NONE   </w:t>
+            </w:r>
+            <w:proofErr w:type="spellStart"/>
+            <w:r>
+              <w:rPr>
+                <w:rFonts w:cs="BRH Malayalam Extra"/>
+                <w:b/>
+                <w:bCs/>
+                <w:color w:val="000000"/>
+                <w:szCs w:val="40"/>
+              </w:rPr>
+              <w:t>NONE</w:t>
+            </w:r>
+            <w:proofErr w:type="spellEnd"/>
+            <w:r>
+              <w:rPr>
+                <w:rFonts w:cs="BRH Malayalam Extra"/>
+                <w:b/>
+                <w:bCs/>
+                <w:color w:val="000000"/>
+                <w:szCs w:val="40"/>
+              </w:rPr>
+              <w:t xml:space="preserve">   </w:t>
+            </w:r>
+            <w:proofErr w:type="spellStart"/>
+            <w:r>
+              <w:rPr>
+                <w:rFonts w:cs="BRH Malayalam Extra"/>
+                <w:b/>
+                <w:bCs/>
+                <w:color w:val="000000"/>
+                <w:szCs w:val="40"/>
+              </w:rPr>
+              <w:t>NONE</w:t>
+            </w:r>
+            <w:proofErr w:type="spellEnd"/>
+            <w:r>
+              <w:rPr>
+                <w:rFonts w:cs="BRH Malayalam Extra"/>
+                <w:b/>
+                <w:bCs/>
+                <w:color w:val="000000"/>
+                <w:szCs w:val="40"/>
+              </w:rPr>
+              <w:t xml:space="preserve">    </w:t>
+            </w:r>
+            <w:proofErr w:type="spellStart"/>
+            <w:r>
+              <w:rPr>
+                <w:rFonts w:cs="BRH Malayalam Extra"/>
+                <w:b/>
+                <w:bCs/>
+                <w:color w:val="000000"/>
+                <w:szCs w:val="40"/>
+              </w:rPr>
+              <w:t>NONE</w:t>
+            </w:r>
+            <w:proofErr w:type="spellEnd"/>
           </w:p>
         </w:tc>
         <w:tc>
@@ -257,8 +303,64 @@
                 <w:color w:val="000000"/>
                 <w:szCs w:val="40"/>
               </w:rPr>
-              <w:t>NONE   NONE   NONE    NONE</w:t>
-            </w:r>
+              <w:t xml:space="preserve">NONE   </w:t>
+            </w:r>
+            <w:proofErr w:type="spellStart"/>
+            <w:r>
+              <w:rPr>
+                <w:rFonts w:cs="BRH Malayalam Extra"/>
+                <w:b/>
+                <w:bCs/>
+                <w:color w:val="000000"/>
+                <w:szCs w:val="40"/>
+              </w:rPr>
+              <w:t>NONE</w:t>
+            </w:r>
+            <w:proofErr w:type="spellEnd"/>
+            <w:r>
+              <w:rPr>
+                <w:rFonts w:cs="BRH Malayalam Extra"/>
+                <w:b/>
+                <w:bCs/>
+                <w:color w:val="000000"/>
+                <w:szCs w:val="40"/>
+              </w:rPr>
+              <w:t xml:space="preserve">   </w:t>
+            </w:r>
+            <w:proofErr w:type="spellStart"/>
+            <w:r>
+              <w:rPr>
+                <w:rFonts w:cs="BRH Malayalam Extra"/>
+                <w:b/>
+                <w:bCs/>
+                <w:color w:val="000000"/>
+                <w:szCs w:val="40"/>
+              </w:rPr>
+              <w:t>NONE</w:t>
+            </w:r>
+            <w:proofErr w:type="spellEnd"/>
+            <w:r>
+              <w:rPr>
+                <w:rFonts w:cs="BRH Malayalam Extra"/>
+                <w:b/>
+                <w:bCs/>
+                <w:color w:val="000000"/>
+                <w:szCs w:val="40"/>
+              </w:rPr>
+              <w:t xml:space="preserve">    </w:t>
+            </w:r>
+            <w:proofErr w:type="spellStart"/>
+            <w:r>
+              <w:rPr>
+                <w:rFonts w:cs="BRH Malayalam Extra"/>
+                <w:b/>
+                <w:bCs/>
+                <w:color w:val="000000"/>
+                <w:szCs w:val="40"/>
+              </w:rPr>
+              <w:t>NONE</w:t>
+            </w:r>
+            <w:proofErr w:type="spellEnd"/>
           </w:p>
         </w:tc>
       </w:tr>
@@ -285,19 +387,6 @@
         </w:rPr>
         <w:t>===============</w:t>
       </w:r>
-    </w:p>
-    <w:p>
-      <w:pPr>
-        <w:spacing w:before="0" w:line="240" w:lineRule="auto"/>
-        <w:jc w:val="center"/>
-        <w:rPr>
-          <w:b/>
-          <w:bCs/>
-          <w:sz w:val="32"/>
-          <w:szCs w:val="32"/>
-          <w:u w:val="single"/>
-        </w:rPr>
-      </w:pPr>
     </w:p>
     <w:p>
       <w:pPr>
@@ -6179,6 +6268,9 @@
     </w:tbl>
     <w:p>
       <w:pPr>
+        <w:pBdr>
+          <w:bottom w:val="double" w:sz="6" w:space="1" w:color="auto"/>
+        </w:pBdr>
         <w:spacing w:before="0" w:line="240" w:lineRule="auto"/>
         <w:jc w:val="center"/>
         <w:rPr>
@@ -6190,7 +6282,11 @@
           <w:lang w:val="en-IN"/>
         </w:rPr>
       </w:pPr>
-      <w:r>
+    </w:p>
+    <w:p>
+      <w:pPr>
+        <w:spacing w:before="0" w:line="240" w:lineRule="auto"/>
+        <w:jc w:val="center"/>
         <w:rPr>
           <w:b/>
           <w:bCs/>
@@ -6199,8 +6295,7 @@
           <w:u w:val="single"/>
           <w:lang w:val="en-IN"/>
         </w:rPr>
-        <w:t>==============</w:t>
-      </w:r>
+      </w:pPr>
     </w:p>
     <w:p>
       <w:pPr>
@@ -7515,6 +7610,7 @@
                 <w:cs/>
                 <w:lang w:bidi="ta-IN"/>
               </w:rPr>
+              <w:lastRenderedPageBreak/>
               <w:t>31</w:t>
             </w:r>
             <w:r>
@@ -8449,7 +8545,6 @@
                 <w:cs/>
                 <w:lang w:bidi="ta-IN"/>
               </w:rPr>
-              <w:lastRenderedPageBreak/>
               <w:t>49</w:t>
             </w:r>
             <w:r>
@@ -12569,6 +12664,7 @@
                 <w:cs/>
                 <w:lang w:bidi="ta-IN"/>
               </w:rPr>
+              <w:lastRenderedPageBreak/>
               <w:t>27</w:t>
             </w:r>
             <w:r>
@@ -12876,7 +12972,6 @@
                 <w:cs/>
                 <w:lang w:bidi="ta-IN"/>
               </w:rPr>
-              <w:lastRenderedPageBreak/>
               <w:t>அ</w:t>
             </w:r>
             <w:r>
@@ -13250,7 +13345,6 @@
                 <w:cs/>
                 <w:lang w:bidi="ta-IN"/>
               </w:rPr>
-              <w:lastRenderedPageBreak/>
               <w:t>27</w:t>
             </w:r>
             <w:r>
@@ -13558,7 +13652,6 @@
                 <w:cs/>
                 <w:lang w:bidi="ta-IN"/>
               </w:rPr>
-              <w:lastRenderedPageBreak/>
               <w:t>அ</w:t>
             </w:r>
             <w:r>
@@ -13936,7 +14029,6 @@
                 <w:cs/>
                 <w:lang w:bidi="ta-IN"/>
               </w:rPr>
-              <w:lastRenderedPageBreak/>
               <w:t>27</w:t>
             </w:r>
             <w:r>
@@ -16516,6 +16608,30 @@
               </w:rPr>
               <w:t xml:space="preserve"> | </w:t>
             </w:r>
+          </w:p>
+          <w:p>
+            <w:pPr>
+              <w:autoSpaceDE w:val="0"/>
+              <w:autoSpaceDN w:val="0"/>
+              <w:adjustRightInd w:val="0"/>
+              <w:rPr>
+                <w:rFonts w:ascii="Latha" w:hAnsi="Latha" w:cs="Latha"/>
+                <w:szCs w:val="24"/>
+                <w:lang w:bidi="ta-IN"/>
+              </w:rPr>
+            </w:pPr>
+          </w:p>
+          <w:p>
+            <w:pPr>
+              <w:autoSpaceDE w:val="0"/>
+              <w:autoSpaceDN w:val="0"/>
+              <w:adjustRightInd w:val="0"/>
+              <w:rPr>
+                <w:rFonts w:ascii="Latha" w:hAnsi="Latha" w:cs="Latha"/>
+                <w:szCs w:val="24"/>
+                <w:lang w:bidi="ta-IN"/>
+              </w:rPr>
+            </w:pPr>
           </w:p>
           <w:p>
             <w:pPr>
@@ -16560,6 +16676,7 @@
                 <w:cs/>
                 <w:lang w:bidi="ta-IN"/>
               </w:rPr>
+              <w:lastRenderedPageBreak/>
               <w:t>27</w:t>
             </w:r>
             <w:r>
@@ -17629,7 +17746,6 @@
                 <w:cs/>
                 <w:lang w:bidi="ta-IN"/>
               </w:rPr>
-              <w:lastRenderedPageBreak/>
               <w:t>அ</w:t>
             </w:r>
             <w:r>
@@ -17864,7 +17980,6 @@
                 <w:cs/>
                 <w:lang w:bidi="ta-IN"/>
               </w:rPr>
-              <w:lastRenderedPageBreak/>
               <w:t>27</w:t>
             </w:r>
             <w:r>
@@ -18929,7 +19044,6 @@
                 <w:cs/>
                 <w:lang w:bidi="ta-IN"/>
               </w:rPr>
-              <w:lastRenderedPageBreak/>
               <w:t>அ</w:t>
             </w:r>
             <w:r>
@@ -19160,7 +19274,6 @@
                 <w:cs/>
                 <w:lang w:bidi="ta-IN"/>
               </w:rPr>
-              <w:lastRenderedPageBreak/>
               <w:t>9</w:t>
             </w:r>
             <w:r>
@@ -20289,15 +20402,52 @@
                 <w:lang w:bidi="ta-IN"/>
               </w:rPr>
             </w:pPr>
-            <w:r>
-              <w:rPr>
-                <w:rFonts w:cs="Latha"/>
-                <w:b/>
-                <w:bCs/>
-                <w:szCs w:val="28"/>
-                <w:cs/>
-                <w:lang w:bidi="ta-IN"/>
-              </w:rPr>
+          </w:p>
+          <w:p>
+            <w:pPr>
+              <w:autoSpaceDE w:val="0"/>
+              <w:autoSpaceDN w:val="0"/>
+              <w:adjustRightInd w:val="0"/>
+              <w:rPr>
+                <w:rFonts w:ascii="Latha" w:hAnsi="Latha" w:cs="Latha"/>
+                <w:szCs w:val="24"/>
+                <w:lang w:bidi="ta-IN"/>
+              </w:rPr>
+            </w:pPr>
+          </w:p>
+          <w:p>
+            <w:pPr>
+              <w:autoSpaceDE w:val="0"/>
+              <w:autoSpaceDN w:val="0"/>
+              <w:adjustRightInd w:val="0"/>
+              <w:rPr>
+                <w:rFonts w:ascii="Latha" w:hAnsi="Latha" w:cs="Latha"/>
+                <w:szCs w:val="24"/>
+                <w:lang w:bidi="ta-IN"/>
+              </w:rPr>
+            </w:pPr>
+          </w:p>
+          <w:p>
+            <w:pPr>
+              <w:autoSpaceDE w:val="0"/>
+              <w:autoSpaceDN w:val="0"/>
+              <w:adjustRightInd w:val="0"/>
+              <w:rPr>
+                <w:rFonts w:ascii="Latha" w:hAnsi="Latha" w:cs="Latha"/>
+                <w:szCs w:val="24"/>
+                <w:lang w:bidi="ta-IN"/>
+              </w:rPr>
+            </w:pPr>
+            <w:r>
+              <w:rPr>
+                <w:rFonts w:cs="Latha"/>
+                <w:b/>
+                <w:bCs/>
+                <w:szCs w:val="28"/>
+                <w:cs/>
+                <w:lang w:bidi="ta-IN"/>
+              </w:rPr>
+              <w:lastRenderedPageBreak/>
               <w:t>51</w:t>
             </w:r>
             <w:r>
@@ -20919,6 +21069,7 @@
                 <w:cs/>
                 <w:lang w:bidi="ta-IN"/>
               </w:rPr>
+              <w:lastRenderedPageBreak/>
               <w:t>5</w:t>
             </w:r>
             <w:r>
@@ -21444,6 +21595,62 @@
           </w:p>
           <w:p>
             <w:pPr>
+              <w:widowControl w:val="0"/>
+              <w:autoSpaceDE w:val="0"/>
+              <w:autoSpaceDN w:val="0"/>
+              <w:adjustRightInd w:val="0"/>
+              <w:spacing w:before="0" w:line="240" w:lineRule="auto"/>
+              <w:rPr>
+                <w:rFonts w:ascii="Latha" w:hAnsi="Latha" w:cs="Latha"/>
+                <w:szCs w:val="24"/>
+                <w:lang w:bidi="ta-IN"/>
+              </w:rPr>
+            </w:pPr>
+          </w:p>
+          <w:p>
+            <w:pPr>
+              <w:widowControl w:val="0"/>
+              <w:autoSpaceDE w:val="0"/>
+              <w:autoSpaceDN w:val="0"/>
+              <w:adjustRightInd w:val="0"/>
+              <w:spacing w:before="0" w:line="240" w:lineRule="auto"/>
+              <w:rPr>
+                <w:rFonts w:ascii="Latha" w:hAnsi="Latha" w:cs="Latha"/>
+                <w:szCs w:val="24"/>
+                <w:lang w:bidi="ta-IN"/>
+              </w:rPr>
+            </w:pPr>
+          </w:p>
+          <w:p>
+            <w:pPr>
+              <w:widowControl w:val="0"/>
+              <w:autoSpaceDE w:val="0"/>
+              <w:autoSpaceDN w:val="0"/>
+              <w:adjustRightInd w:val="0"/>
+              <w:spacing w:before="0" w:line="240" w:lineRule="auto"/>
+              <w:rPr>
+                <w:rFonts w:ascii="Latha" w:hAnsi="Latha" w:cs="Latha"/>
+                <w:szCs w:val="24"/>
+                <w:lang w:bidi="ta-IN"/>
+              </w:rPr>
+            </w:pPr>
+          </w:p>
+          <w:p>
+            <w:pPr>
+              <w:widowControl w:val="0"/>
+              <w:autoSpaceDE w:val="0"/>
+              <w:autoSpaceDN w:val="0"/>
+              <w:adjustRightInd w:val="0"/>
+              <w:spacing w:before="0" w:line="240" w:lineRule="auto"/>
+              <w:rPr>
+                <w:rFonts w:ascii="Latha" w:hAnsi="Latha" w:cs="Latha"/>
+                <w:szCs w:val="24"/>
+                <w:lang w:bidi="ta-IN"/>
+              </w:rPr>
+            </w:pPr>
+          </w:p>
+          <w:p>
+            <w:pPr>
               <w:autoSpaceDE w:val="0"/>
               <w:autoSpaceDN w:val="0"/>
               <w:adjustRightInd w:val="0"/>
@@ -21460,6 +21667,7 @@
                 <w:sz w:val="32"/>
                 <w:szCs w:val="32"/>
               </w:rPr>
+              <w:lastRenderedPageBreak/>
               <w:t xml:space="preserve"> </w:t>
             </w:r>
             <w:r>
@@ -22125,6 +22333,7 @@
                 <w:cs/>
                 <w:lang w:bidi="ta-IN"/>
               </w:rPr>
+              <w:lastRenderedPageBreak/>
               <w:t>2)</w:t>
             </w:r>
             <w:r>
@@ -24101,7 +24310,6 @@
                 <w:cs/>
                 <w:lang w:bidi="ta-IN"/>
               </w:rPr>
-              <w:lastRenderedPageBreak/>
               <w:t>9</w:t>
             </w:r>
             <w:r>
@@ -26019,6 +26227,7 @@
                 <w:cs/>
                 <w:lang w:bidi="ta-IN"/>
               </w:rPr>
+              <w:lastRenderedPageBreak/>
               <w:t>30</w:t>
             </w:r>
             <w:r>
@@ -26641,6 +26850,7 @@
           <w:szCs w:val="32"/>
           <w:u w:val="single"/>
         </w:rPr>
+        <w:lastRenderedPageBreak/>
         <w:t>====================</w:t>
       </w:r>
     </w:p>
